--- a/Pikalev_Nikita_lb4/Пикалев_Никита_lb4.docx
+++ b/Pikalev_Nikita_lb4/Пикалев_Никита_lb4.docx
@@ -845,8 +845,6 @@
           <w:lang w:eastAsia="ru-RU"/>
         </w:rPr>
       </w:pPr>
-      <w:bookmarkStart w:id="0" w:name="_GoBack"/>
-      <w:bookmarkEnd w:id="0"/>
       <w:r>
         <w:rPr>
           <w:rFonts w:ascii="Times New Roman" w:eastAsia="Times New Roman" w:hAnsi="Times New Roman" w:cs="Times New Roman"/>
@@ -2156,7 +2154,7 @@
           <w:kern w:val="3"/>
           <w:sz w:val="28"/>
           <w:szCs w:val="28"/>
-          <w:lang w:val="en-US" w:eastAsia="zh-CN" w:bidi="hi-IN"/>
+          <w:lang w:eastAsia="zh-CN" w:bidi="hi-IN"/>
         </w:rPr>
       </w:pPr>
       <w:r>
@@ -2211,7 +2209,7 @@
         <w:contextualSpacing/>
         <w:jc w:val="both"/>
         <w:rPr>
-          <w:rFonts w:ascii="Liberation Serif" w:eastAsia="NSimSun" w:hAnsi="Liberation Serif" w:cs="Mangal"/>
+          <w:rFonts w:ascii="Liberation Serif" w:eastAsia="NSimSun" w:hAnsi="Liberation Serif" w:cs="Mangal" w:hint="eastAsia"/>
           <w:kern w:val="2"/>
           <w:sz w:val="28"/>
           <w:szCs w:val="28"/>
@@ -3377,6 +3375,106 @@
         </w:rPr>
         <w:t xml:space="preserve">Затраты алгоритма по времени: </w:t>
       </w:r>
+      <w:r>
+        <w:rPr>
+          <w:rFonts w:ascii="Times New Roman" w:eastAsia="Times New Roman" w:hAnsi="Times New Roman" w:cs="Times New Roman"/>
+          <w:kern w:val="3"/>
+          <w:sz w:val="28"/>
+          <w:szCs w:val="24"/>
+          <w:lang w:val="en-US" w:eastAsia="zh-CN" w:bidi="hi-IN"/>
+        </w:rPr>
+        <w:t>O</w:t>
+      </w:r>
+      <w:r>
+        <w:rPr>
+          <w:rFonts w:ascii="Times New Roman" w:eastAsia="Times New Roman" w:hAnsi="Times New Roman" w:cs="Times New Roman"/>
+          <w:kern w:val="3"/>
+          <w:sz w:val="28"/>
+          <w:szCs w:val="24"/>
+          <w:lang w:eastAsia="zh-CN" w:bidi="hi-IN"/>
+        </w:rPr>
+        <w:t>(</w:t>
+      </w:r>
+      <w:r>
+        <w:rPr>
+          <w:rFonts w:ascii="Times New Roman" w:eastAsia="Times New Roman" w:hAnsi="Times New Roman" w:cs="Times New Roman"/>
+          <w:kern w:val="3"/>
+          <w:sz w:val="28"/>
+          <w:szCs w:val="24"/>
+          <w:lang w:val="en-US" w:eastAsia="zh-CN" w:bidi="hi-IN"/>
+        </w:rPr>
+        <w:t>N</w:t>
+      </w:r>
+      <w:r>
+        <w:rPr>
+          <w:rFonts w:ascii="Times New Roman" w:eastAsia="Times New Roman" w:hAnsi="Times New Roman" w:cs="Times New Roman"/>
+          <w:kern w:val="3"/>
+          <w:sz w:val="28"/>
+          <w:szCs w:val="24"/>
+          <w:lang w:eastAsia="zh-CN" w:bidi="hi-IN"/>
+        </w:rPr>
+        <w:t xml:space="preserve"> </w:t>
+      </w:r>
+      <w:r>
+        <w:rPr>
+          <w:rFonts w:ascii="Times New Roman" w:eastAsia="Times New Roman" w:hAnsi="Times New Roman" w:cs="Times New Roman"/>
+          <w:kern w:val="3"/>
+          <w:sz w:val="28"/>
+          <w:szCs w:val="24"/>
+          <w:lang w:eastAsia="zh-CN" w:bidi="hi-IN"/>
+        </w:rPr>
+        <w:t>+</w:t>
+      </w:r>
+      <w:r>
+        <w:rPr>
+          <w:rFonts w:ascii="Times New Roman" w:eastAsia="Times New Roman" w:hAnsi="Times New Roman" w:cs="Times New Roman"/>
+          <w:kern w:val="3"/>
+          <w:sz w:val="28"/>
+          <w:szCs w:val="24"/>
+          <w:lang w:eastAsia="zh-CN" w:bidi="hi-IN"/>
+        </w:rPr>
+        <w:t xml:space="preserve"> </w:t>
+      </w:r>
+      <w:r>
+        <w:rPr>
+          <w:rFonts w:ascii="Times New Roman" w:eastAsia="Times New Roman" w:hAnsi="Times New Roman" w:cs="Times New Roman"/>
+          <w:kern w:val="3"/>
+          <w:sz w:val="28"/>
+          <w:szCs w:val="24"/>
+          <w:lang w:val="en-US" w:eastAsia="zh-CN" w:bidi="hi-IN"/>
+        </w:rPr>
+        <w:t>M</w:t>
+      </w:r>
+      <w:r>
+        <w:rPr>
+          <w:rFonts w:ascii="Times New Roman" w:eastAsia="Times New Roman" w:hAnsi="Times New Roman" w:cs="Times New Roman"/>
+          <w:kern w:val="3"/>
+          <w:sz w:val="28"/>
+          <w:szCs w:val="24"/>
+          <w:lang w:eastAsia="zh-CN" w:bidi="hi-IN"/>
+        </w:rPr>
+        <w:t xml:space="preserve">). </w:t>
+      </w:r>
+      <w:r>
+        <w:rPr>
+          <w:rFonts w:ascii="Times New Roman" w:eastAsia="Times New Roman" w:hAnsi="Times New Roman" w:cs="Times New Roman"/>
+          <w:kern w:val="3"/>
+          <w:sz w:val="28"/>
+          <w:szCs w:val="24"/>
+          <w:lang w:val="en-US" w:eastAsia="zh-CN" w:bidi="hi-IN"/>
+        </w:rPr>
+        <w:t>N</w:t>
+      </w:r>
+      <w:r>
+        <w:rPr>
+          <w:rFonts w:ascii="Times New Roman" w:eastAsia="Times New Roman" w:hAnsi="Times New Roman" w:cs="Times New Roman"/>
+          <w:kern w:val="3"/>
+          <w:sz w:val="28"/>
+          <w:szCs w:val="24"/>
+          <w:lang w:eastAsia="zh-CN" w:bidi="hi-IN"/>
+        </w:rPr>
+        <w:t xml:space="preserve"> – </w:t>
+      </w:r>
       <w:proofErr w:type="gramStart"/>
       <w:r>
         <w:rPr>
@@ -3384,6 +3482,73 @@
           <w:kern w:val="3"/>
           <w:sz w:val="28"/>
           <w:szCs w:val="24"/>
+          <w:lang w:eastAsia="zh-CN" w:bidi="hi-IN"/>
+        </w:rPr>
+        <w:t>длина</w:t>
+      </w:r>
+      <w:proofErr w:type="gramEnd"/>
+      <w:r>
+        <w:rPr>
+          <w:rFonts w:ascii="Times New Roman" w:eastAsia="Times New Roman" w:hAnsi="Times New Roman" w:cs="Times New Roman"/>
+          <w:kern w:val="3"/>
+          <w:sz w:val="28"/>
+          <w:szCs w:val="24"/>
+          <w:lang w:eastAsia="zh-CN" w:bidi="hi-IN"/>
+        </w:rPr>
+        <w:t xml:space="preserve"> основной строки, </w:t>
+      </w:r>
+      <w:r>
+        <w:rPr>
+          <w:rFonts w:ascii="Times New Roman" w:eastAsia="Times New Roman" w:hAnsi="Times New Roman" w:cs="Times New Roman"/>
+          <w:kern w:val="3"/>
+          <w:sz w:val="28"/>
+          <w:szCs w:val="24"/>
+          <w:lang w:val="en-US" w:eastAsia="zh-CN" w:bidi="hi-IN"/>
+        </w:rPr>
+        <w:t>M</w:t>
+      </w:r>
+      <w:r>
+        <w:rPr>
+          <w:rFonts w:ascii="Times New Roman" w:eastAsia="Times New Roman" w:hAnsi="Times New Roman" w:cs="Times New Roman"/>
+          <w:kern w:val="3"/>
+          <w:sz w:val="28"/>
+          <w:szCs w:val="24"/>
+          <w:lang w:eastAsia="zh-CN" w:bidi="hi-IN"/>
+        </w:rPr>
+        <w:t xml:space="preserve"> – длина подстроки.</w:t>
+      </w:r>
+    </w:p>
+    <w:p>
+      <w:pPr>
+        <w:suppressAutoHyphens/>
+        <w:autoSpaceDN w:val="0"/>
+        <w:spacing w:after="0" w:line="360" w:lineRule="auto"/>
+        <w:ind w:firstLine="709"/>
+        <w:jc w:val="both"/>
+        <w:rPr>
+          <w:rFonts w:ascii="Times New Roman" w:eastAsia="Times New Roman" w:hAnsi="Times New Roman" w:cs="Times New Roman"/>
+          <w:kern w:val="3"/>
+          <w:sz w:val="28"/>
+          <w:szCs w:val="24"/>
+          <w:lang w:eastAsia="zh-CN" w:bidi="hi-IN"/>
+        </w:rPr>
+      </w:pPr>
+      <w:r>
+        <w:rPr>
+          <w:rFonts w:ascii="Times New Roman" w:eastAsia="Times New Roman" w:hAnsi="Times New Roman" w:cs="Times New Roman"/>
+          <w:kern w:val="3"/>
+          <w:sz w:val="28"/>
+          <w:szCs w:val="24"/>
+          <w:lang w:eastAsia="zh-CN" w:bidi="hi-IN"/>
+        </w:rPr>
+        <w:t xml:space="preserve">Затраты алгоритма по памяти: </w:t>
+      </w:r>
+      <w:r>
+        <w:rPr>
+          <w:rFonts w:ascii="Times New Roman" w:eastAsia="Times New Roman" w:hAnsi="Times New Roman" w:cs="Times New Roman"/>
+          <w:kern w:val="3"/>
+          <w:sz w:val="28"/>
+          <w:szCs w:val="24"/>
           <w:lang w:val="en-US" w:eastAsia="zh-CN" w:bidi="hi-IN"/>
         </w:rPr>
         <w:t>O</w:t>
@@ -3398,7 +3563,6 @@
         </w:rPr>
         <w:t>(</w:t>
       </w:r>
-      <w:proofErr w:type="gramEnd"/>
       <w:r>
         <w:rPr>
           <w:rFonts w:ascii="Times New Roman" w:eastAsia="Times New Roman" w:hAnsi="Times New Roman" w:cs="Times New Roman"/>
@@ -3427,168 +3591,10 @@
           <w:szCs w:val="24"/>
           <w:lang w:eastAsia="zh-CN" w:bidi="hi-IN"/>
         </w:rPr>
-        <w:t>*</w:t>
-      </w:r>
-      <w:r>
-        <w:rPr>
-          <w:rFonts w:ascii="Times New Roman" w:eastAsia="Times New Roman" w:hAnsi="Times New Roman" w:cs="Times New Roman"/>
-          <w:kern w:val="3"/>
-          <w:sz w:val="28"/>
-          <w:szCs w:val="24"/>
-          <w:lang w:eastAsia="zh-CN" w:bidi="hi-IN"/>
-        </w:rPr>
-        <w:t xml:space="preserve"> </w:t>
-      </w:r>
-      <w:r>
-        <w:rPr>
-          <w:rFonts w:ascii="Times New Roman" w:eastAsia="Times New Roman" w:hAnsi="Times New Roman" w:cs="Times New Roman"/>
-          <w:kern w:val="3"/>
-          <w:sz w:val="28"/>
-          <w:szCs w:val="24"/>
-          <w:lang w:val="en-US" w:eastAsia="zh-CN" w:bidi="hi-IN"/>
-        </w:rPr>
-        <w:t>M</w:t>
-      </w:r>
-      <w:r>
-        <w:rPr>
-          <w:rFonts w:ascii="Times New Roman" w:eastAsia="Times New Roman" w:hAnsi="Times New Roman" w:cs="Times New Roman"/>
-          <w:kern w:val="3"/>
-          <w:sz w:val="28"/>
-          <w:szCs w:val="24"/>
-          <w:lang w:eastAsia="zh-CN" w:bidi="hi-IN"/>
-        </w:rPr>
-        <w:t xml:space="preserve">). </w:t>
-      </w:r>
-      <w:r>
-        <w:rPr>
-          <w:rFonts w:ascii="Times New Roman" w:eastAsia="Times New Roman" w:hAnsi="Times New Roman" w:cs="Times New Roman"/>
-          <w:kern w:val="3"/>
-          <w:sz w:val="28"/>
-          <w:szCs w:val="24"/>
-          <w:lang w:val="en-US" w:eastAsia="zh-CN" w:bidi="hi-IN"/>
-        </w:rPr>
-        <w:t>N</w:t>
-      </w:r>
-      <w:r>
-        <w:rPr>
-          <w:rFonts w:ascii="Times New Roman" w:eastAsia="Times New Roman" w:hAnsi="Times New Roman" w:cs="Times New Roman"/>
-          <w:kern w:val="3"/>
-          <w:sz w:val="28"/>
-          <w:szCs w:val="24"/>
-          <w:lang w:eastAsia="zh-CN" w:bidi="hi-IN"/>
-        </w:rPr>
-        <w:t xml:space="preserve"> – </w:t>
-      </w:r>
-      <w:proofErr w:type="gramStart"/>
-      <w:r>
-        <w:rPr>
-          <w:rFonts w:ascii="Times New Roman" w:eastAsia="Times New Roman" w:hAnsi="Times New Roman" w:cs="Times New Roman"/>
-          <w:kern w:val="3"/>
-          <w:sz w:val="28"/>
-          <w:szCs w:val="24"/>
-          <w:lang w:eastAsia="zh-CN" w:bidi="hi-IN"/>
-        </w:rPr>
-        <w:t>длина</w:t>
-      </w:r>
-      <w:proofErr w:type="gramEnd"/>
-      <w:r>
-        <w:rPr>
-          <w:rFonts w:ascii="Times New Roman" w:eastAsia="Times New Roman" w:hAnsi="Times New Roman" w:cs="Times New Roman"/>
-          <w:kern w:val="3"/>
-          <w:sz w:val="28"/>
-          <w:szCs w:val="24"/>
-          <w:lang w:eastAsia="zh-CN" w:bidi="hi-IN"/>
-        </w:rPr>
-        <w:t xml:space="preserve"> основной строки, </w:t>
-      </w:r>
-      <w:r>
-        <w:rPr>
-          <w:rFonts w:ascii="Times New Roman" w:eastAsia="Times New Roman" w:hAnsi="Times New Roman" w:cs="Times New Roman"/>
-          <w:kern w:val="3"/>
-          <w:sz w:val="28"/>
-          <w:szCs w:val="24"/>
-          <w:lang w:val="en-US" w:eastAsia="zh-CN" w:bidi="hi-IN"/>
-        </w:rPr>
-        <w:t>M</w:t>
-      </w:r>
-      <w:r>
-        <w:rPr>
-          <w:rFonts w:ascii="Times New Roman" w:eastAsia="Times New Roman" w:hAnsi="Times New Roman" w:cs="Times New Roman"/>
-          <w:kern w:val="3"/>
-          <w:sz w:val="28"/>
-          <w:szCs w:val="24"/>
-          <w:lang w:eastAsia="zh-CN" w:bidi="hi-IN"/>
-        </w:rPr>
-        <w:t xml:space="preserve"> – длина подстроки.</w:t>
-      </w:r>
-    </w:p>
-    <w:p>
-      <w:pPr>
-        <w:suppressAutoHyphens/>
-        <w:autoSpaceDN w:val="0"/>
-        <w:spacing w:after="0" w:line="360" w:lineRule="auto"/>
-        <w:ind w:firstLine="709"/>
-        <w:jc w:val="both"/>
-        <w:rPr>
-          <w:rFonts w:ascii="Times New Roman" w:eastAsia="Times New Roman" w:hAnsi="Times New Roman" w:cs="Times New Roman"/>
-          <w:kern w:val="3"/>
-          <w:sz w:val="28"/>
-          <w:szCs w:val="24"/>
-          <w:lang w:eastAsia="zh-CN" w:bidi="hi-IN"/>
-        </w:rPr>
-      </w:pPr>
-      <w:r>
-        <w:rPr>
-          <w:rFonts w:ascii="Times New Roman" w:eastAsia="Times New Roman" w:hAnsi="Times New Roman" w:cs="Times New Roman"/>
-          <w:kern w:val="3"/>
-          <w:sz w:val="28"/>
-          <w:szCs w:val="24"/>
-          <w:lang w:eastAsia="zh-CN" w:bidi="hi-IN"/>
-        </w:rPr>
-        <w:t xml:space="preserve">Затраты алгоритма по памяти: </w:t>
-      </w:r>
-      <w:proofErr w:type="gramStart"/>
-      <w:r>
-        <w:rPr>
-          <w:rFonts w:ascii="Times New Roman" w:eastAsia="Times New Roman" w:hAnsi="Times New Roman" w:cs="Times New Roman"/>
-          <w:kern w:val="3"/>
-          <w:sz w:val="28"/>
-          <w:szCs w:val="24"/>
-          <w:lang w:val="en-US" w:eastAsia="zh-CN" w:bidi="hi-IN"/>
-        </w:rPr>
-        <w:t>O</w:t>
-      </w:r>
-      <w:r>
-        <w:rPr>
-          <w:rFonts w:ascii="Times New Roman" w:eastAsia="Times New Roman" w:hAnsi="Times New Roman" w:cs="Times New Roman"/>
-          <w:kern w:val="3"/>
-          <w:sz w:val="28"/>
-          <w:szCs w:val="24"/>
-          <w:lang w:eastAsia="zh-CN" w:bidi="hi-IN"/>
-        </w:rPr>
-        <w:t>(</w:t>
-      </w:r>
-      <w:proofErr w:type="gramEnd"/>
-      <w:r>
-        <w:rPr>
-          <w:rFonts w:ascii="Times New Roman" w:eastAsia="Times New Roman" w:hAnsi="Times New Roman" w:cs="Times New Roman"/>
-          <w:kern w:val="3"/>
-          <w:sz w:val="28"/>
-          <w:szCs w:val="24"/>
-          <w:lang w:val="en-US" w:eastAsia="zh-CN" w:bidi="hi-IN"/>
-        </w:rPr>
-        <w:t>N</w:t>
-      </w:r>
-      <w:r>
-        <w:rPr>
-          <w:rFonts w:ascii="Times New Roman" w:eastAsia="Times New Roman" w:hAnsi="Times New Roman" w:cs="Times New Roman"/>
-          <w:kern w:val="3"/>
-          <w:sz w:val="28"/>
-          <w:szCs w:val="24"/>
-          <w:lang w:eastAsia="zh-CN" w:bidi="hi-IN"/>
-        </w:rPr>
-        <w:t xml:space="preserve"> *</w:t>
-      </w:r>
+        <w:t>+</w:t>
+      </w:r>
+      <w:bookmarkStart w:id="0" w:name="_GoBack"/>
+      <w:bookmarkEnd w:id="0"/>
       <w:r>
         <w:rPr>
           <w:rFonts w:ascii="Times New Roman" w:eastAsia="Times New Roman" w:hAnsi="Times New Roman" w:cs="Times New Roman"/>
@@ -10616,7 +10622,7 @@
           <w:rPr>
             <w:noProof/>
           </w:rPr>
-          <w:t>2</w:t>
+          <w:t>5</w:t>
         </w:r>
         <w:r>
           <w:fldChar w:fldCharType="end"/>
@@ -12769,7 +12775,7 @@
 </file>
 
 <file path=customXml/itemProps1.xml><?xml version="1.0" encoding="utf-8"?>
-<ds:datastoreItem xmlns:ds="http://schemas.openxmlformats.org/officeDocument/2006/customXml" ds:itemID="{4A64A361-17DE-458C-86C8-992F06D6F41E}">
+<ds:datastoreItem xmlns:ds="http://schemas.openxmlformats.org/officeDocument/2006/customXml" ds:itemID="{A4C46224-CFEA-441B-AACE-277FD189FB03}">
   <ds:schemaRefs>
     <ds:schemaRef ds:uri="http://schemas.openxmlformats.org/officeDocument/2006/bibliography"/>
   </ds:schemaRefs>
